--- a/dist/操作教程.docx
+++ b/dist/操作教程.docx
@@ -6,7 +6,7 @@
       <w:pPr>
         <w:jc w:val="center"/>
         <w:rPr>
-          <w:rFonts w:ascii="宋体" w:eastAsia="宋体" w:hAnsi="宋体"/>
+          <w:rFonts w:ascii="宋体" w:eastAsia="宋体" w:hAnsi="宋体" w:hint="eastAsia"/>
           <w:b/>
           <w:bCs/>
           <w:sz w:val="28"/>
@@ -32,7 +32,7 @@
           <w:numId w:val="1"/>
         </w:numPr>
         <w:rPr>
-          <w:rFonts w:ascii="宋体" w:eastAsia="宋体" w:hAnsi="宋体"/>
+          <w:rFonts w:ascii="宋体" w:eastAsia="宋体" w:hAnsi="宋体" w:hint="eastAsia"/>
           <w:b/>
           <w:bCs/>
           <w:sz w:val="28"/>
@@ -107,13 +107,45 @@
           <w:sz w:val="28"/>
           <w:szCs w:val="28"/>
         </w:rPr>
-        <w:t>命令行，显示下图表示命令执行成功</w:t>
+        <w:t>命令行，</w:t>
+      </w:r>
+      <w:r>
+        <w:rPr>
+          <w:rFonts w:ascii="宋体" w:eastAsia="宋体" w:hAnsi="宋体" w:hint="eastAsia"/>
+          <w:b/>
+          <w:bCs/>
+          <w:sz w:val="28"/>
+          <w:szCs w:val="28"/>
+        </w:rPr>
+        <w:t>首先输入我提供的</w:t>
+      </w:r>
+      <w:proofErr w:type="spellStart"/>
+      <w:r>
+        <w:rPr>
+          <w:rFonts w:ascii="宋体" w:eastAsia="宋体" w:hAnsi="宋体" w:hint="eastAsia"/>
+          <w:b/>
+          <w:bCs/>
+          <w:sz w:val="28"/>
+          <w:szCs w:val="28"/>
+        </w:rPr>
+        <w:t>apikey</w:t>
+      </w:r>
+      <w:proofErr w:type="spellEnd"/>
+      <w:r>
+        <w:rPr>
+          <w:rFonts w:ascii="宋体" w:eastAsia="宋体" w:hAnsi="宋体" w:hint="eastAsia"/>
+          <w:b/>
+          <w:bCs/>
+          <w:sz w:val="28"/>
+          <w:szCs w:val="28"/>
+        </w:rPr>
+        <w:t>，如下图</w:t>
       </w:r>
     </w:p>
     <w:p>
       <w:pPr>
         <w:rPr>
-          <w:rFonts w:ascii="宋体" w:eastAsia="宋体" w:hAnsi="宋体"/>
+          <w:rFonts w:ascii="宋体" w:eastAsia="宋体" w:hAnsi="宋体" w:hint="eastAsia"/>
           <w:b/>
           <w:bCs/>
           <w:sz w:val="28"/>
@@ -125,10 +157,10 @@
           <w:noProof/>
         </w:rPr>
         <w:drawing>
-          <wp:inline distT="0" distB="0" distL="0" distR="0" wp14:anchorId="264855A7" wp14:editId="0D619B4C">
-            <wp:extent cx="5274310" cy="2809240"/>
-            <wp:effectExtent l="0" t="0" r="2540" b="0"/>
-            <wp:docPr id="1166937892" name="图片 1"/>
+          <wp:inline distT="0" distB="0" distL="0" distR="0" wp14:anchorId="1C59EA54" wp14:editId="062E003E">
+            <wp:extent cx="5274310" cy="2816860"/>
+            <wp:effectExtent l="0" t="0" r="2540" b="2540"/>
+            <wp:docPr id="2101462008" name="图片 1"/>
             <wp:cNvGraphicFramePr>
               <a:graphicFrameLocks xmlns:a="http://schemas.openxmlformats.org/drawingml/2006/main" noChangeAspect="1"/>
             </wp:cNvGraphicFramePr>
@@ -136,7 +168,7 @@
               <a:graphicData uri="http://schemas.openxmlformats.org/drawingml/2006/picture">
                 <pic:pic xmlns:pic="http://schemas.openxmlformats.org/drawingml/2006/picture">
                   <pic:nvPicPr>
-                    <pic:cNvPr id="1166937892" name=""/>
+                    <pic:cNvPr id="2101462008" name=""/>
                     <pic:cNvPicPr/>
                   </pic:nvPicPr>
                   <pic:blipFill>
@@ -148,7 +180,7 @@
                   <pic:spPr>
                     <a:xfrm>
                       <a:off x="0" y="0"/>
-                      <a:ext cx="5274310" cy="2809240"/>
+                      <a:ext cx="5274310" cy="2816860"/>
                     </a:xfrm>
                     <a:prstGeom prst="rect">
                       <a:avLst/>
@@ -163,23 +195,55 @@
     </w:p>
     <w:p>
       <w:pPr>
-        <w:rPr>
-          <w:rFonts w:ascii="宋体" w:eastAsia="宋体" w:hAnsi="宋体"/>
-          <w:b/>
-          <w:bCs/>
-          <w:sz w:val="28"/>
-          <w:szCs w:val="28"/>
-        </w:rPr>
-      </w:pPr>
-    </w:p>
-    <w:p>
-      <w:pPr>
         <w:pStyle w:val="a9"/>
         <w:numPr>
           <w:ilvl w:val="0"/>
           <w:numId w:val="1"/>
         </w:numPr>
         <w:rPr>
+          <w:rFonts w:ascii="宋体" w:eastAsia="宋体" w:hAnsi="宋体" w:hint="eastAsia"/>
+          <w:b/>
+          <w:bCs/>
+          <w:sz w:val="28"/>
+          <w:szCs w:val="28"/>
+        </w:rPr>
+      </w:pPr>
+      <w:r>
+        <w:rPr>
+          <w:rFonts w:ascii="宋体" w:eastAsia="宋体" w:hAnsi="宋体" w:hint="eastAsia"/>
+          <w:b/>
+          <w:bCs/>
+          <w:sz w:val="28"/>
+          <w:szCs w:val="28"/>
+        </w:rPr>
+        <w:t>输入完成后按回车，如下图显示就表示</w:t>
+      </w:r>
+      <w:proofErr w:type="spellStart"/>
+      <w:r>
+        <w:rPr>
+          <w:rFonts w:ascii="宋体" w:eastAsia="宋体" w:hAnsi="宋体" w:hint="eastAsia"/>
+          <w:b/>
+          <w:bCs/>
+          <w:sz w:val="28"/>
+          <w:szCs w:val="28"/>
+        </w:rPr>
+        <w:t>apikey</w:t>
+      </w:r>
+      <w:proofErr w:type="spellEnd"/>
+      <w:r>
+        <w:rPr>
+          <w:rFonts w:ascii="宋体" w:eastAsia="宋体" w:hAnsi="宋体" w:hint="eastAsia"/>
+          <w:b/>
+          <w:bCs/>
+          <w:sz w:val="28"/>
+          <w:szCs w:val="28"/>
+        </w:rPr>
+        <w:t>已经配置成功</w:t>
+      </w:r>
+    </w:p>
+    <w:p>
+      <w:pPr>
+        <w:rPr>
           <w:rFonts w:ascii="宋体" w:eastAsia="宋体" w:hAnsi="宋体"/>
           <w:b/>
           <w:bCs/>
@@ -189,12 +253,91 @@
       </w:pPr>
       <w:r>
         <w:rPr>
-          <w:rFonts w:ascii="宋体" w:eastAsia="宋体" w:hAnsi="宋体" w:hint="eastAsia"/>
-          <w:b/>
-          <w:bCs/>
-          <w:sz w:val="28"/>
-          <w:szCs w:val="28"/>
-        </w:rPr>
+          <w:noProof/>
+        </w:rPr>
+        <w:drawing>
+          <wp:inline distT="0" distB="0" distL="0" distR="0" wp14:anchorId="6145C571" wp14:editId="3C446862">
+            <wp:extent cx="5274310" cy="2818765"/>
+            <wp:effectExtent l="0" t="0" r="2540" b="635"/>
+            <wp:docPr id="201854462" name="图片 1"/>
+            <wp:cNvGraphicFramePr>
+              <a:graphicFrameLocks xmlns:a="http://schemas.openxmlformats.org/drawingml/2006/main" noChangeAspect="1"/>
+            </wp:cNvGraphicFramePr>
+            <a:graphic xmlns:a="http://schemas.openxmlformats.org/drawingml/2006/main">
+              <a:graphicData uri="http://schemas.openxmlformats.org/drawingml/2006/picture">
+                <pic:pic xmlns:pic="http://schemas.openxmlformats.org/drawingml/2006/picture">
+                  <pic:nvPicPr>
+                    <pic:cNvPr id="201854462" name=""/>
+                    <pic:cNvPicPr/>
+                  </pic:nvPicPr>
+                  <pic:blipFill>
+                    <a:blip r:embed="rId7"/>
+                    <a:stretch>
+                      <a:fillRect/>
+                    </a:stretch>
+                  </pic:blipFill>
+                  <pic:spPr>
+                    <a:xfrm>
+                      <a:off x="0" y="0"/>
+                      <a:ext cx="5274310" cy="2818765"/>
+                    </a:xfrm>
+                    <a:prstGeom prst="rect">
+                      <a:avLst/>
+                    </a:prstGeom>
+                  </pic:spPr>
+                </pic:pic>
+              </a:graphicData>
+            </a:graphic>
+          </wp:inline>
+        </w:drawing>
+      </w:r>
+    </w:p>
+    <w:p>
+      <w:pPr>
+        <w:rPr>
+          <w:rFonts w:ascii="宋体" w:eastAsia="宋体" w:hAnsi="宋体"/>
+          <w:b/>
+          <w:bCs/>
+          <w:sz w:val="28"/>
+          <w:szCs w:val="28"/>
+        </w:rPr>
+      </w:pPr>
+    </w:p>
+    <w:p>
+      <w:pPr>
+        <w:rPr>
+          <w:rFonts w:ascii="宋体" w:eastAsia="宋体" w:hAnsi="宋体" w:hint="eastAsia"/>
+          <w:b/>
+          <w:bCs/>
+          <w:sz w:val="28"/>
+          <w:szCs w:val="28"/>
+        </w:rPr>
+      </w:pPr>
+    </w:p>
+    <w:p>
+      <w:pPr>
+        <w:pStyle w:val="a9"/>
+        <w:numPr>
+          <w:ilvl w:val="0"/>
+          <w:numId w:val="1"/>
+        </w:numPr>
+        <w:rPr>
+          <w:rFonts w:ascii="宋体" w:eastAsia="宋体" w:hAnsi="宋体" w:hint="eastAsia"/>
+          <w:b/>
+          <w:bCs/>
+          <w:sz w:val="28"/>
+          <w:szCs w:val="28"/>
+        </w:rPr>
+      </w:pPr>
+      <w:r>
+        <w:rPr>
+          <w:rFonts w:ascii="宋体" w:eastAsia="宋体" w:hAnsi="宋体" w:hint="eastAsia"/>
+          <w:b/>
+          <w:bCs/>
+          <w:sz w:val="28"/>
+          <w:szCs w:val="28"/>
+        </w:rPr>
+        <w:lastRenderedPageBreak/>
         <w:t>双击</w:t>
       </w:r>
       <w:r>
@@ -217,7 +360,7 @@
                     <pic:cNvPicPr/>
                   </pic:nvPicPr>
                   <pic:blipFill>
-                    <a:blip r:embed="rId7"/>
+                    <a:blip r:embed="rId8"/>
                     <a:stretch>
                       <a:fillRect/>
                     </a:stretch>
@@ -251,7 +394,7 @@
     <w:p>
       <w:pPr>
         <w:rPr>
-          <w:rFonts w:ascii="宋体" w:eastAsia="宋体" w:hAnsi="宋体"/>
+          <w:rFonts w:ascii="宋体" w:eastAsia="宋体" w:hAnsi="宋体" w:hint="eastAsia"/>
           <w:b/>
           <w:bCs/>
           <w:sz w:val="28"/>
@@ -278,7 +421,7 @@
                     <pic:cNvPicPr/>
                   </pic:nvPicPr>
                   <pic:blipFill>
-                    <a:blip r:embed="rId8"/>
+                    <a:blip r:embed="rId9"/>
                     <a:stretch>
                       <a:fillRect/>
                     </a:stretch>
@@ -302,7 +445,7 @@
     <w:p>
       <w:pPr>
         <w:rPr>
-          <w:rFonts w:ascii="宋体" w:eastAsia="宋体" w:hAnsi="宋体"/>
+          <w:rFonts w:ascii="宋体" w:eastAsia="宋体" w:hAnsi="宋体" w:hint="eastAsia"/>
           <w:b/>
           <w:bCs/>
           <w:sz w:val="28"/>
@@ -318,22 +461,21 @@
           <w:numId w:val="1"/>
         </w:numPr>
         <w:rPr>
-          <w:rFonts w:ascii="宋体" w:eastAsia="宋体" w:hAnsi="宋体"/>
-          <w:b/>
-          <w:bCs/>
-          <w:sz w:val="28"/>
-          <w:szCs w:val="28"/>
-        </w:rPr>
-      </w:pPr>
-      <w:r>
-        <w:rPr>
-          <w:rFonts w:ascii="宋体" w:eastAsia="宋体" w:hAnsi="宋体" w:hint="eastAsia"/>
-          <w:b/>
-          <w:bCs/>
-          <w:sz w:val="28"/>
-          <w:szCs w:val="28"/>
-        </w:rPr>
-        <w:lastRenderedPageBreak/>
+          <w:rFonts w:ascii="宋体" w:eastAsia="宋体" w:hAnsi="宋体" w:hint="eastAsia"/>
+          <w:b/>
+          <w:bCs/>
+          <w:sz w:val="28"/>
+          <w:szCs w:val="28"/>
+        </w:rPr>
+      </w:pPr>
+      <w:r>
+        <w:rPr>
+          <w:rFonts w:ascii="宋体" w:eastAsia="宋体" w:hAnsi="宋体" w:hint="eastAsia"/>
+          <w:b/>
+          <w:bCs/>
+          <w:sz w:val="28"/>
+          <w:szCs w:val="28"/>
+        </w:rPr>
         <w:t>查询的赛事key（sport key），对照文件内提供的</w:t>
       </w:r>
       <w:r>
@@ -356,7 +498,7 @@
                     <pic:cNvPicPr/>
                   </pic:nvPicPr>
                   <pic:blipFill>
-                    <a:blip r:embed="rId9"/>
+                    <a:blip r:embed="rId10"/>
                     <a:stretch>
                       <a:fillRect/>
                     </a:stretch>
@@ -390,7 +532,7 @@
     <w:p>
       <w:pPr>
         <w:rPr>
-          <w:rFonts w:ascii="宋体" w:eastAsia="宋体" w:hAnsi="宋体"/>
+          <w:rFonts w:ascii="宋体" w:eastAsia="宋体" w:hAnsi="宋体" w:hint="eastAsia"/>
           <w:b/>
           <w:bCs/>
           <w:sz w:val="28"/>
@@ -417,7 +559,7 @@
                     <pic:cNvPicPr/>
                   </pic:nvPicPr>
                   <pic:blipFill>
-                    <a:blip r:embed="rId10"/>
+                    <a:blip r:embed="rId11"/>
                     <a:stretch>
                       <a:fillRect/>
                     </a:stretch>
@@ -472,37 +614,29 @@
           <w:sz w:val="28"/>
           <w:szCs w:val="28"/>
         </w:rPr>
-        <w:t>再cmd中，</w:t>
-      </w:r>
-      <w:r>
-        <w:rPr>
-          <w:rFonts w:ascii="宋体" w:eastAsia="宋体" w:hAnsi="宋体" w:hint="eastAsia"/>
-          <w:b/>
-          <w:bCs/>
-          <w:sz w:val="28"/>
-          <w:szCs w:val="28"/>
-        </w:rPr>
-        <w:t>输入</w:t>
-      </w:r>
-      <w:r>
-        <w:rPr>
-          <w:rFonts w:ascii="宋体" w:eastAsia="宋体" w:hAnsi="宋体" w:hint="eastAsia"/>
-          <w:b/>
-          <w:bCs/>
-          <w:sz w:val="28"/>
-          <w:szCs w:val="28"/>
-        </w:rPr>
-        <w:t>你所选好的</w:t>
-      </w:r>
-      <w:r>
-        <w:rPr>
-          <w:rFonts w:ascii="宋体" w:eastAsia="宋体" w:hAnsi="宋体" w:hint="eastAsia"/>
-          <w:b/>
-          <w:bCs/>
-          <w:sz w:val="28"/>
-          <w:szCs w:val="28"/>
-        </w:rPr>
-        <w:t>sport key，如下图</w:t>
+        <w:t>再</w:t>
+      </w:r>
+      <w:proofErr w:type="spellStart"/>
+      <w:r>
+        <w:rPr>
+          <w:rFonts w:ascii="宋体" w:eastAsia="宋体" w:hAnsi="宋体" w:hint="eastAsia"/>
+          <w:b/>
+          <w:bCs/>
+          <w:sz w:val="28"/>
+          <w:szCs w:val="28"/>
+        </w:rPr>
+        <w:t>cmd</w:t>
+      </w:r>
+      <w:proofErr w:type="spellEnd"/>
+      <w:r>
+        <w:rPr>
+          <w:rFonts w:ascii="宋体" w:eastAsia="宋体" w:hAnsi="宋体" w:hint="eastAsia"/>
+          <w:b/>
+          <w:bCs/>
+          <w:sz w:val="28"/>
+          <w:szCs w:val="28"/>
+        </w:rPr>
+        <w:t>中，输入你所选好的sport key，如下图</w:t>
       </w:r>
     </w:p>
     <w:p>
@@ -535,7 +669,7 @@
                     <pic:cNvPicPr/>
                   </pic:nvPicPr>
                   <pic:blipFill>
-                    <a:blip r:embed="rId11"/>
+                    <a:blip r:embed="rId12"/>
                     <a:stretch>
                       <a:fillRect/>
                     </a:stretch>
@@ -564,29 +698,28 @@
           <w:numId w:val="1"/>
         </w:numPr>
         <w:rPr>
-          <w:rFonts w:ascii="宋体" w:eastAsia="宋体" w:hAnsi="宋体"/>
-          <w:b/>
-          <w:bCs/>
-          <w:sz w:val="28"/>
-          <w:szCs w:val="28"/>
-        </w:rPr>
-      </w:pPr>
-      <w:r>
-        <w:rPr>
-          <w:rFonts w:ascii="宋体" w:eastAsia="宋体" w:hAnsi="宋体" w:hint="eastAsia"/>
-          <w:b/>
-          <w:bCs/>
-          <w:sz w:val="28"/>
-          <w:szCs w:val="28"/>
-        </w:rPr>
-        <w:lastRenderedPageBreak/>
+          <w:rFonts w:ascii="宋体" w:eastAsia="宋体" w:hAnsi="宋体" w:hint="eastAsia"/>
+          <w:b/>
+          <w:bCs/>
+          <w:sz w:val="28"/>
+          <w:szCs w:val="28"/>
+        </w:rPr>
+      </w:pPr>
+      <w:r>
+        <w:rPr>
+          <w:rFonts w:ascii="宋体" w:eastAsia="宋体" w:hAnsi="宋体" w:hint="eastAsia"/>
+          <w:b/>
+          <w:bCs/>
+          <w:sz w:val="28"/>
+          <w:szCs w:val="28"/>
+        </w:rPr>
         <w:t>可以输入球队名进行查询，如果需要查询全部比赛，直接按“回车”就是查询该项赛事下所有的比赛</w:t>
       </w:r>
     </w:p>
     <w:p>
       <w:pPr>
         <w:rPr>
-          <w:rFonts w:ascii="宋体" w:eastAsia="宋体" w:hAnsi="宋体"/>
+          <w:rFonts w:ascii="宋体" w:eastAsia="宋体" w:hAnsi="宋体" w:hint="eastAsia"/>
           <w:b/>
           <w:bCs/>
           <w:sz w:val="28"/>
@@ -610,118 +743,6 @@
                 <pic:pic xmlns:pic="http://schemas.openxmlformats.org/drawingml/2006/picture">
                   <pic:nvPicPr>
                     <pic:cNvPr id="547364055" name=""/>
-                    <pic:cNvPicPr/>
-                  </pic:nvPicPr>
-                  <pic:blipFill>
-                    <a:blip r:embed="rId12"/>
-                    <a:stretch>
-                      <a:fillRect/>
-                    </a:stretch>
-                  </pic:blipFill>
-                  <pic:spPr>
-                    <a:xfrm>
-                      <a:off x="0" y="0"/>
-                      <a:ext cx="5274310" cy="2796540"/>
-                    </a:xfrm>
-                    <a:prstGeom prst="rect">
-                      <a:avLst/>
-                    </a:prstGeom>
-                  </pic:spPr>
-                </pic:pic>
-              </a:graphicData>
-            </a:graphic>
-          </wp:inline>
-        </w:drawing>
-      </w:r>
-    </w:p>
-    <w:p>
-      <w:pPr>
-        <w:rPr>
-          <w:rFonts w:ascii="宋体" w:eastAsia="宋体" w:hAnsi="宋体" w:hint="eastAsia"/>
-          <w:b/>
-          <w:bCs/>
-          <w:sz w:val="28"/>
-          <w:szCs w:val="28"/>
-        </w:rPr>
-      </w:pPr>
-      <w:r>
-        <w:rPr>
-          <w:rFonts w:ascii="宋体" w:eastAsia="宋体" w:hAnsi="宋体" w:hint="eastAsia"/>
-          <w:b/>
-          <w:bCs/>
-          <w:sz w:val="28"/>
-          <w:szCs w:val="28"/>
-        </w:rPr>
-        <w:t>输入某个</w:t>
-      </w:r>
-      <w:r>
-        <w:rPr>
-          <w:rFonts w:ascii="宋体" w:eastAsia="宋体" w:hAnsi="宋体" w:hint="eastAsia"/>
-          <w:b/>
-          <w:bCs/>
-          <w:sz w:val="28"/>
-          <w:szCs w:val="28"/>
-        </w:rPr>
-        <w:t>你需要查询的</w:t>
-      </w:r>
-      <w:r>
-        <w:rPr>
-          <w:rFonts w:ascii="宋体" w:eastAsia="宋体" w:hAnsi="宋体" w:hint="eastAsia"/>
-          <w:b/>
-          <w:bCs/>
-          <w:sz w:val="28"/>
-          <w:szCs w:val="28"/>
-        </w:rPr>
-        <w:t>球队，</w:t>
-      </w:r>
-      <w:r>
-        <w:rPr>
-          <w:rFonts w:ascii="宋体" w:eastAsia="宋体" w:hAnsi="宋体" w:hint="eastAsia"/>
-          <w:b/>
-          <w:bCs/>
-          <w:sz w:val="28"/>
-          <w:szCs w:val="28"/>
-        </w:rPr>
-        <w:t>就只</w:t>
-      </w:r>
-      <w:r>
-        <w:rPr>
-          <w:rFonts w:ascii="宋体" w:eastAsia="宋体" w:hAnsi="宋体" w:hint="eastAsia"/>
-          <w:b/>
-          <w:bCs/>
-          <w:sz w:val="28"/>
-          <w:szCs w:val="28"/>
-        </w:rPr>
-        <w:t>查询该球队比赛信息</w:t>
-      </w:r>
-    </w:p>
-    <w:p>
-      <w:pPr>
-        <w:rPr>
-          <w:rFonts w:ascii="宋体" w:eastAsia="宋体" w:hAnsi="宋体"/>
-          <w:b/>
-          <w:bCs/>
-          <w:sz w:val="28"/>
-          <w:szCs w:val="28"/>
-        </w:rPr>
-      </w:pPr>
-      <w:r>
-        <w:rPr>
-          <w:noProof/>
-        </w:rPr>
-        <w:drawing>
-          <wp:inline distT="0" distB="0" distL="0" distR="0" wp14:anchorId="01E96130" wp14:editId="5E30C26A">
-            <wp:extent cx="5274310" cy="2796540"/>
-            <wp:effectExtent l="0" t="0" r="2540" b="3810"/>
-            <wp:docPr id="271853711" name="图片 1"/>
-            <wp:cNvGraphicFramePr>
-              <a:graphicFrameLocks xmlns:a="http://schemas.openxmlformats.org/drawingml/2006/main" noChangeAspect="1"/>
-            </wp:cNvGraphicFramePr>
-            <a:graphic xmlns:a="http://schemas.openxmlformats.org/drawingml/2006/main">
-              <a:graphicData uri="http://schemas.openxmlformats.org/drawingml/2006/picture">
-                <pic:pic xmlns:pic="http://schemas.openxmlformats.org/drawingml/2006/picture">
-                  <pic:nvPicPr>
-                    <pic:cNvPr id="271853711" name=""/>
                     <pic:cNvPicPr/>
                   </pic:nvPicPr>
                   <pic:blipFill>
@@ -749,13 +770,63 @@
     <w:p>
       <w:pPr>
         <w:rPr>
-          <w:rFonts w:ascii="宋体" w:eastAsia="宋体" w:hAnsi="宋体"/>
-          <w:b/>
-          <w:bCs/>
-          <w:sz w:val="28"/>
-          <w:szCs w:val="28"/>
-        </w:rPr>
-      </w:pPr>
+          <w:rFonts w:ascii="宋体" w:eastAsia="宋体" w:hAnsi="宋体" w:hint="eastAsia"/>
+          <w:b/>
+          <w:bCs/>
+          <w:sz w:val="28"/>
+          <w:szCs w:val="28"/>
+        </w:rPr>
+      </w:pPr>
+      <w:r>
+        <w:rPr>
+          <w:rFonts w:ascii="宋体" w:eastAsia="宋体" w:hAnsi="宋体" w:hint="eastAsia"/>
+          <w:b/>
+          <w:bCs/>
+          <w:sz w:val="28"/>
+          <w:szCs w:val="28"/>
+        </w:rPr>
+        <w:t>输入某个</w:t>
+      </w:r>
+      <w:r>
+        <w:rPr>
+          <w:rFonts w:ascii="宋体" w:eastAsia="宋体" w:hAnsi="宋体" w:hint="eastAsia"/>
+          <w:b/>
+          <w:bCs/>
+          <w:sz w:val="28"/>
+          <w:szCs w:val="28"/>
+        </w:rPr>
+        <w:t>你需要查询的</w:t>
+      </w:r>
+      <w:r>
+        <w:rPr>
+          <w:rFonts w:ascii="宋体" w:eastAsia="宋体" w:hAnsi="宋体" w:hint="eastAsia"/>
+          <w:b/>
+          <w:bCs/>
+          <w:sz w:val="28"/>
+          <w:szCs w:val="28"/>
+        </w:rPr>
+        <w:t>球队，</w:t>
+      </w:r>
+      <w:r>
+        <w:rPr>
+          <w:rFonts w:ascii="宋体" w:eastAsia="宋体" w:hAnsi="宋体" w:hint="eastAsia"/>
+          <w:b/>
+          <w:bCs/>
+          <w:sz w:val="28"/>
+          <w:szCs w:val="28"/>
+        </w:rPr>
+        <w:t>就只</w:t>
+      </w:r>
+      <w:r>
+        <w:rPr>
+          <w:rFonts w:ascii="宋体" w:eastAsia="宋体" w:hAnsi="宋体" w:hint="eastAsia"/>
+          <w:b/>
+          <w:bCs/>
+          <w:sz w:val="28"/>
+          <w:szCs w:val="28"/>
+        </w:rPr>
+        <w:t>查询该球队比赛信息</w:t>
+      </w:r>
     </w:p>
     <w:p>
       <w:pPr>
@@ -767,11 +838,52 @@
           <w:szCs w:val="28"/>
         </w:rPr>
       </w:pPr>
+      <w:r>
+        <w:rPr>
+          <w:noProof/>
+        </w:rPr>
+        <w:lastRenderedPageBreak/>
+        <w:drawing>
+          <wp:inline distT="0" distB="0" distL="0" distR="0" wp14:anchorId="01E96130" wp14:editId="5E30C26A">
+            <wp:extent cx="5274310" cy="2796540"/>
+            <wp:effectExtent l="0" t="0" r="2540" b="3810"/>
+            <wp:docPr id="271853711" name="图片 1"/>
+            <wp:cNvGraphicFramePr>
+              <a:graphicFrameLocks xmlns:a="http://schemas.openxmlformats.org/drawingml/2006/main" noChangeAspect="1"/>
+            </wp:cNvGraphicFramePr>
+            <a:graphic xmlns:a="http://schemas.openxmlformats.org/drawingml/2006/main">
+              <a:graphicData uri="http://schemas.openxmlformats.org/drawingml/2006/picture">
+                <pic:pic xmlns:pic="http://schemas.openxmlformats.org/drawingml/2006/picture">
+                  <pic:nvPicPr>
+                    <pic:cNvPr id="271853711" name=""/>
+                    <pic:cNvPicPr/>
+                  </pic:nvPicPr>
+                  <pic:blipFill>
+                    <a:blip r:embed="rId14"/>
+                    <a:stretch>
+                      <a:fillRect/>
+                    </a:stretch>
+                  </pic:blipFill>
+                  <pic:spPr>
+                    <a:xfrm>
+                      <a:off x="0" y="0"/>
+                      <a:ext cx="5274310" cy="2796540"/>
+                    </a:xfrm>
+                    <a:prstGeom prst="rect">
+                      <a:avLst/>
+                    </a:prstGeom>
+                  </pic:spPr>
+                </pic:pic>
+              </a:graphicData>
+            </a:graphic>
+          </wp:inline>
+        </w:drawing>
+      </w:r>
     </w:p>
     <w:p>
       <w:pPr>
         <w:rPr>
-          <w:rFonts w:ascii="宋体" w:eastAsia="宋体" w:hAnsi="宋体"/>
+          <w:rFonts w:ascii="宋体" w:eastAsia="宋体" w:hAnsi="宋体" w:hint="eastAsia"/>
           <w:b/>
           <w:bCs/>
           <w:sz w:val="28"/>
@@ -797,7 +909,6 @@
           <w:sz w:val="28"/>
           <w:szCs w:val="28"/>
         </w:rPr>
-        <w:lastRenderedPageBreak/>
         <w:t>直接回车，查询该赛事下所有比赛信息</w:t>
       </w:r>
     </w:p>
@@ -831,7 +942,7 @@
                     <pic:cNvPicPr/>
                   </pic:nvPicPr>
                   <pic:blipFill>
-                    <a:blip r:embed="rId14"/>
+                    <a:blip r:embed="rId15"/>
                     <a:stretch>
                       <a:fillRect/>
                     </a:stretch>
